--- a/static/resume.docx
+++ b/static/resume.docx
@@ -405,7 +405,7 @@
                 <w:szCs w:val="20"/>
                 <w:rtl w:val="0"/>
               </w:rPr>
-              <w:t xml:space="preserve">Maintained the in-house public API gateway using nginx, OpenResty, and Lua.</w:t>
+              <w:t xml:space="preserve">Maintained the in-house public API gateway using nginx, OpenResty, and Lua. </w:t>
             </w:r>
           </w:p>
           <w:p>
@@ -427,12 +427,7 @@
                 <w:szCs w:val="20"/>
                 <w:rtl w:val="0"/>
               </w:rPr>
-              <w:t xml:space="preserve">Designed and implemented AWS Lambda tooling using Go to support public API gateway functionality such as cluster member discovery, instance lifecycle management, health checks, and multi-region service discovery.</w:t>
-            </w:r>
-            <w:r>
-              <w:rPr>
-                <w:rtl w:val="0"/>
-              </w:rPr>
+              <w:t xml:space="preserve">Established developer standards, a unit testing framework, hundreds of unit tests, and implemented continuous integration pipelines using GitHub Actions for the public API gateway. Overall reducing on-call incidents from a few times per week down to just a few times per year. </w:t>
             </w:r>
           </w:p>
           <w:p>
@@ -454,7 +449,7 @@
                 <w:szCs w:val="20"/>
                 <w:rtl w:val="0"/>
               </w:rPr>
-              <w:t xml:space="preserve">Implemented a unit testing framework, wrote hundreds of unit tests, and established a continuous integration pipeline using GitHub Actions. Overall reducing on-call incidents from a few times per week all the way down to just a few times per year. </w:t>
+              <w:t xml:space="preserve">Created a unified infrastructure for the public APi gateway across AWS regions using Terraform and Terraform Cloud.</w:t>
             </w:r>
           </w:p>
           <w:p>
@@ -476,7 +471,7 @@
                 <w:szCs w:val="20"/>
                 <w:rtl w:val="0"/>
               </w:rPr>
-              <w:t xml:space="preserve">Developed plugins for Spotify’s Backstage in TypeScript to expose AWS Costs, DORA metrics, and a Technology Radar. </w:t>
+              <w:t xml:space="preserve">Constructed AWS Lambda tooling using Go to support required public API gateway functionality such as cluster member discovery, instance lifecycle management, health checks, and multi-region service discovery.</w:t>
             </w:r>
           </w:p>
           <w:p>
@@ -498,7 +493,7 @@
                 <w:szCs w:val="20"/>
                 <w:rtl w:val="0"/>
               </w:rPr>
-              <w:t xml:space="preserve">Built and maintained GitHub Actions composite actions and reusable workflows to enhance the developer experience.</w:t>
+              <w:t xml:space="preserve">Developed plugins for Spotify’s Backstage to enable managers and engineers the ability to visualize their impact across services, teams, domains, and the entire engineering organization. Plugins written in TypeScript and AWS Costs, DORA metrics, and a Technology Radar.</w:t>
             </w:r>
           </w:p>
           <w:p>
@@ -520,12 +515,29 @@
                 <w:szCs w:val="20"/>
                 <w:rtl w:val="0"/>
               </w:rPr>
+              <w:t xml:space="preserve">Built GitHub Actions reusable workflows and composite actions in order to establish standards across the organization and enhance the developer experience.</w:t>
+            </w:r>
+          </w:p>
+          <w:p>
+            <w:pPr>
+              <w:numPr>
+                <w:ilvl w:val="0"/>
+                <w:numId w:val="2"/>
+              </w:numPr>
+              <w:ind w:left="252" w:hanging="180"/>
+              <w:rPr>
+                <w:sz w:val="10"/>
+                <w:szCs w:val="10"/>
+              </w:rPr>
+            </w:pPr>
+            <w:r>
+              <w:rPr>
+                <w:rFonts w:ascii="Calibri" w:cs="Calibri" w:eastAsia="Calibri" w:hAnsi="Calibri"/>
+                <w:sz w:val="20"/>
+                <w:szCs w:val="20"/>
+                <w:rtl w:val="0"/>
+              </w:rPr>
               <w:t xml:space="preserve">Maintained the project generator CLI tool in Javascript to enable engineers to quickly create new services following the latest in-house standards for Terraform, Kubernetes, and GitHub Actions.</w:t>
-            </w:r>
-            <w:r>
-              <w:rPr>
-                <w:rtl w:val="0"/>
-              </w:rPr>
             </w:r>
           </w:p>
           <w:p>
@@ -693,7 +705,7 @@
                 <w:szCs w:val="20"/>
                 <w:rtl w:val="0"/>
               </w:rPr>
-              <w:t xml:space="preserve">Developed an event attendance tracking application using Node, React, and Docker.</w:t>
+              <w:t xml:space="preserve">Developed an event attendance tracking application used across campus, replacing many third-party applications, using Node, React, and Docker.</w:t>
             </w:r>
           </w:p>
           <w:p>
@@ -715,7 +727,7 @@
                 <w:szCs w:val="20"/>
                 <w:rtl w:val="0"/>
               </w:rPr>
-              <w:t xml:space="preserve">Eliminated numerous batch processing delays by creating real-time integrations with Workday C#/.NET, AWS SQS/SNS, and Elasticsearch.</w:t>
+              <w:t xml:space="preserve">Eliminated countless batch processing delays by creating real-time integrations with Workday C#/.NET, AWS SQS/SNS, and Elasticsearch.</w:t>
             </w:r>
           </w:p>
           <w:p>
@@ -759,7 +771,7 @@
                 <w:szCs w:val="20"/>
                 <w:rtl w:val="0"/>
               </w:rPr>
-              <w:t xml:space="preserve">Established infrastructure-as-code using Terraform, and Atlantis running in Fargate.</w:t>
+              <w:t xml:space="preserve">Established infrastructure-as-code using Terraform and Atlantis running in Fargate.</w:t>
             </w:r>
           </w:p>
           <w:p>
@@ -1300,29 +1312,7 @@
                 <w:szCs w:val="20"/>
                 <w:rtl w:val="0"/>
               </w:rPr>
-              <w:t xml:space="preserve">Maintained dozens of websites for Facilities Services units by  implementing Drupal’s multi-site functionality, Apache, PHP, and MySQL.</w:t>
-            </w:r>
-          </w:p>
-          <w:p>
-            <w:pPr>
-              <w:numPr>
-                <w:ilvl w:val="0"/>
-                <w:numId w:val="2"/>
-              </w:numPr>
-              <w:ind w:left="252" w:hanging="180"/>
-              <w:rPr>
-                <w:sz w:val="10"/>
-                <w:szCs w:val="10"/>
-              </w:rPr>
-            </w:pPr>
-            <w:r>
-              <w:rPr>
-                <w:rFonts w:ascii="Calibri" w:cs="Calibri" w:eastAsia="Calibri" w:hAnsi="Calibri"/>
-                <w:sz w:val="20"/>
-                <w:szCs w:val="20"/>
-                <w:rtl w:val="0"/>
-              </w:rPr>
-              <w:t xml:space="preserve">Developed numerous Drupal plugins to enable customer request intake forms and integration with UW enterprise systems.</w:t>
+              <w:t xml:space="preserve">Maintained dozens of websites for Facilities Services units by migrating to a unified content management system using Drupal, Apache, PHP, and MySQL.</w:t>
             </w:r>
           </w:p>
         </w:tc>
@@ -1684,7 +1674,7 @@
                 <w:szCs w:val="20"/>
                 <w:rtl w:val="0"/>
               </w:rPr>
-              <w:t xml:space="preserve">TwoMQTT  framework, numerous MQTT integrations, ESPHome  components, and more on https://github.com/mannkind</w:t>
+              <w:t xml:space="preserve">TwoMQTT framework, numerous MQTT integrations, ESPHome components, and more on https://github.com/mannkind</w:t>
             </w:r>
             <w:r>
               <w:rPr>
